--- a/lab10/TestSuite/TestSuite10.3.docx
+++ b/lab10/TestSuite/TestSuite10.3.docx
@@ -2979,20 +2979,19 @@
             <w:jc w:val="left"/>
             <w:rPr>
               <w:rFonts w:ascii="Consolas" w:cs="Consolas" w:eastAsia="Consolas" w:hAnsi="Consolas"/>
-              <w:b w:val="0"/>
-              <w:bCs w:val="0"/>
-              <w:i w:val="0"/>
-              <w:iCs w:val="0"/>
-              <w:smallCaps w:val="0"/>
-              <w:strike w:val="0"/>
-              <w:color w:val="000000"/>
               <w:sz w:val="16"/>
               <w:szCs w:val="16"/>
-              <w:u w:val="none"/>
-              <w:shd w:fill="auto" w:val="clear"/>
-              <w:vertAlign w:val="baseline"/>
             </w:rPr>
           </w:pPr>
+          <w:r>
+            <w:rPr>
+              <w:rFonts w:ascii="Consolas" w:cs="Consolas" w:eastAsia="Consolas" w:hAnsi="Consolas"/>
+              <w:sz w:val="16"/>
+              <w:szCs w:val="16"/>
+              <w:rtl w:val="0"/>
+            </w:rPr>
+            <w:t xml:space="preserve">22</w:t>
+          </w:r>
           <w:r>
             <w:rPr>
               <w:rFonts w:ascii="Consolas" w:cs="Consolas" w:eastAsia="Consolas" w:hAnsi="Consolas"/>
@@ -3010,7 +3009,124 @@
               <w:vertAlign w:val="baseline"/>
               <w:rtl w:val="0"/>
             </w:rPr>
-            <w:t xml:space="preserve">16.04.2025 20:37:49</w:t>
+            <w:t xml:space="preserve">.0</w:t>
+          </w:r>
+          <w:r>
+            <w:rPr>
+              <w:rFonts w:ascii="Consolas" w:cs="Consolas" w:eastAsia="Consolas" w:hAnsi="Consolas"/>
+              <w:sz w:val="16"/>
+              <w:szCs w:val="16"/>
+              <w:rtl w:val="0"/>
+            </w:rPr>
+            <w:t xml:space="preserve">5</w:t>
+          </w:r>
+          <w:r>
+            <w:rPr>
+              <w:rFonts w:ascii="Consolas" w:cs="Consolas" w:eastAsia="Consolas" w:hAnsi="Consolas"/>
+              <w:b w:val="0"/>
+              <w:bCs w:val="0"/>
+              <w:i w:val="0"/>
+              <w:iCs w:val="0"/>
+              <w:smallCaps w:val="0"/>
+              <w:strike w:val="0"/>
+              <w:color w:val="000000"/>
+              <w:sz w:val="16"/>
+              <w:szCs w:val="16"/>
+              <w:u w:val="none"/>
+              <w:shd w:fill="auto" w:val="clear"/>
+              <w:vertAlign w:val="baseline"/>
+              <w:rtl w:val="0"/>
+            </w:rPr>
+            <w:t xml:space="preserve">.202</w:t>
+          </w:r>
+          <w:r>
+            <w:rPr>
+              <w:rFonts w:ascii="Consolas" w:cs="Consolas" w:eastAsia="Consolas" w:hAnsi="Consolas"/>
+              <w:sz w:val="16"/>
+              <w:szCs w:val="16"/>
+              <w:rtl w:val="0"/>
+            </w:rPr>
+            <w:t xml:space="preserve">6</w:t>
+          </w:r>
+          <w:r>
+            <w:rPr>
+              <w:rFonts w:ascii="Consolas" w:cs="Consolas" w:eastAsia="Consolas" w:hAnsi="Consolas"/>
+              <w:b w:val="0"/>
+              <w:bCs w:val="0"/>
+              <w:i w:val="0"/>
+              <w:iCs w:val="0"/>
+              <w:smallCaps w:val="0"/>
+              <w:strike w:val="0"/>
+              <w:color w:val="000000"/>
+              <w:sz w:val="16"/>
+              <w:szCs w:val="16"/>
+              <w:u w:val="none"/>
+              <w:shd w:fill="auto" w:val="clear"/>
+              <w:vertAlign w:val="baseline"/>
+              <w:rtl w:val="0"/>
+            </w:rPr>
+            <w:t xml:space="preserve"> </w:t>
+          </w:r>
+          <w:r>
+            <w:rPr>
+              <w:rFonts w:ascii="Consolas" w:cs="Consolas" w:eastAsia="Consolas" w:hAnsi="Consolas"/>
+              <w:sz w:val="16"/>
+              <w:szCs w:val="16"/>
+              <w:rtl w:val="0"/>
+            </w:rPr>
+            <w:t xml:space="preserve">1</w:t>
+          </w:r>
+          <w:r>
+            <w:rPr>
+              <w:rFonts w:ascii="Consolas" w:cs="Consolas" w:eastAsia="Consolas" w:hAnsi="Consolas"/>
+              <w:b w:val="0"/>
+              <w:bCs w:val="0"/>
+              <w:i w:val="0"/>
+              <w:iCs w:val="0"/>
+              <w:smallCaps w:val="0"/>
+              <w:strike w:val="0"/>
+              <w:color w:val="000000"/>
+              <w:sz w:val="16"/>
+              <w:szCs w:val="16"/>
+              <w:u w:val="none"/>
+              <w:shd w:fill="auto" w:val="clear"/>
+              <w:vertAlign w:val="baseline"/>
+              <w:rtl w:val="0"/>
+            </w:rPr>
+            <w:t xml:space="preserve">:3</w:t>
+          </w:r>
+          <w:r>
+            <w:rPr>
+              <w:rFonts w:ascii="Consolas" w:cs="Consolas" w:eastAsia="Consolas" w:hAnsi="Consolas"/>
+              <w:sz w:val="16"/>
+              <w:szCs w:val="16"/>
+              <w:rtl w:val="0"/>
+            </w:rPr>
+            <w:t xml:space="preserve">1</w:t>
+          </w:r>
+          <w:r>
+            <w:rPr>
+              <w:rFonts w:ascii="Consolas" w:cs="Consolas" w:eastAsia="Consolas" w:hAnsi="Consolas"/>
+              <w:b w:val="0"/>
+              <w:bCs w:val="0"/>
+              <w:i w:val="0"/>
+              <w:iCs w:val="0"/>
+              <w:smallCaps w:val="0"/>
+              <w:strike w:val="0"/>
+              <w:color w:val="000000"/>
+              <w:sz w:val="16"/>
+              <w:szCs w:val="16"/>
+              <w:u w:val="none"/>
+              <w:shd w:fill="auto" w:val="clear"/>
+              <w:vertAlign w:val="baseline"/>
+              <w:rtl w:val="0"/>
+            </w:rPr>
+            <w:t xml:space="preserve">:49</w:t>
+          </w:r>
+          <w:r>
+            <w:rPr>
+              <w:rtl w:val="0"/>
+            </w:rPr>
           </w:r>
         </w:p>
       </w:tc>
